--- a/УЧПРАКТИКА_4343_ВАСИЛЬЕВ_АС_ЧУЛКОВ_ВМ_ОВЕСИ_С.docx
+++ b/УЧПРАКТИКА_4343_ВАСИЛЬЕВ_АС_ЧУЛКОВ_ВМ_ОВЕСИ_С.docx
@@ -595,8 +595,8 @@
       <w:tblGrid>
         <w:gridCol w:w="2297"/>
         <w:gridCol w:w="1783"/>
-        <w:gridCol w:w="2468"/>
-        <w:gridCol w:w="257"/>
+        <w:gridCol w:w="2467"/>
+        <w:gridCol w:w="258"/>
         <w:gridCol w:w="2549"/>
       </w:tblGrid>
       <w:tr>
@@ -655,7 +655,7 @@
         </w:tc>
         <w:tc>
           <w:tcPr>
-            <w:tcW w:w="2468" w:type="dxa"/>
+            <w:tcW w:w="2467" w:type="dxa"/>
             <w:tcBorders>
               <w:bottom w:val="single" w:sz="4" w:space="0" w:color="000000"/>
             </w:tcBorders>
@@ -679,7 +679,7 @@
         </w:tc>
         <w:tc>
           <w:tcPr>
-            <w:tcW w:w="257" w:type="dxa"/>
+            <w:tcW w:w="258" w:type="dxa"/>
             <w:tcBorders/>
           </w:tcPr>
           <w:p>
@@ -778,7 +778,7 @@
         </w:tc>
         <w:tc>
           <w:tcPr>
-            <w:tcW w:w="2468" w:type="dxa"/>
+            <w:tcW w:w="2467" w:type="dxa"/>
             <w:tcBorders>
               <w:top w:val="single" w:sz="4" w:space="0" w:color="000000"/>
             </w:tcBorders>
@@ -802,7 +802,7 @@
         </w:tc>
         <w:tc>
           <w:tcPr>
-            <w:tcW w:w="257" w:type="dxa"/>
+            <w:tcW w:w="258" w:type="dxa"/>
             <w:tcBorders/>
           </w:tcPr>
           <w:p>
@@ -909,7 +909,7 @@
         </w:tc>
         <w:tc>
           <w:tcPr>
-            <w:tcW w:w="2468" w:type="dxa"/>
+            <w:tcW w:w="2467" w:type="dxa"/>
             <w:tcBorders>
               <w:top w:val="single" w:sz="4" w:space="0" w:color="000000"/>
             </w:tcBorders>
@@ -933,7 +933,7 @@
         </w:tc>
         <w:tc>
           <w:tcPr>
-            <w:tcW w:w="257" w:type="dxa"/>
+            <w:tcW w:w="258" w:type="dxa"/>
             <w:tcBorders/>
           </w:tcPr>
           <w:p>
@@ -1033,7 +1033,7 @@
         </w:tc>
         <w:tc>
           <w:tcPr>
-            <w:tcW w:w="2468" w:type="dxa"/>
+            <w:tcW w:w="2467" w:type="dxa"/>
             <w:tcBorders>
               <w:top w:val="single" w:sz="4" w:space="0" w:color="000000"/>
             </w:tcBorders>
@@ -1057,7 +1057,7 @@
         </w:tc>
         <w:tc>
           <w:tcPr>
-            <w:tcW w:w="257" w:type="dxa"/>
+            <w:tcW w:w="258" w:type="dxa"/>
             <w:tcBorders/>
           </w:tcPr>
           <w:p>
@@ -1148,7 +1148,7 @@
         </w:tc>
         <w:tc>
           <w:tcPr>
-            <w:tcW w:w="2468" w:type="dxa"/>
+            <w:tcW w:w="2467" w:type="dxa"/>
             <w:tcBorders>
               <w:bottom w:val="single" w:sz="4" w:space="0" w:color="000000"/>
             </w:tcBorders>
@@ -1172,7 +1172,7 @@
         </w:tc>
         <w:tc>
           <w:tcPr>
-            <w:tcW w:w="257" w:type="dxa"/>
+            <w:tcW w:w="258" w:type="dxa"/>
             <w:tcBorders/>
           </w:tcPr>
           <w:p>
@@ -1336,8 +1336,8 @@
         </w:tblCellMar>
       </w:tblPr>
       <w:tblGrid>
-        <w:gridCol w:w="4044"/>
-        <w:gridCol w:w="2312"/>
+        <w:gridCol w:w="4043"/>
+        <w:gridCol w:w="2313"/>
         <w:gridCol w:w="2998"/>
       </w:tblGrid>
       <w:tr>
@@ -1514,18 +1514,13 @@
               </w:rPr>
             </w:pPr>
             <w:r>
-              <w:rPr>
-                <w:color w:themeColor="dark1" w:val="000000"/>
-              </w:rPr>
-              <w:t>Ответственный за разработку графического интерфейса, обеспечение взаимодействия между бэкендом и фронтендом, работу серверной части и форматирование кода: А.С. Васильев</w:t>
+              <w:rPr/>
             </w:r>
           </w:p>
           <w:p>
             <w:pPr>
-              <w:pStyle w:val="BodyText"/>
-              <w:spacing w:lineRule="auto" w:line="360" w:before="0" w:after="0"/>
-              <w:ind w:firstLine="709" w:start="143" w:end="293"/>
-              <w:jc w:val="both"/>
+              <w:pStyle w:val="Normal"/>
+              <w:spacing w:lineRule="auto" w:line="360"/>
               <w:rPr>
                 <w:color w:themeColor="dark1" w:val="000000"/>
               </w:rPr>
@@ -1534,15 +1529,12 @@
               <w:rPr>
                 <w:color w:themeColor="dark1" w:val="000000"/>
               </w:rPr>
-              <w:t>Ответственный за реализацию генетического алгоритма, операторов мутации, скрещивания, турнирного отбора и других эволюционных механизмов: В.М. Чулков</w:t>
             </w:r>
           </w:p>
           <w:p>
             <w:pPr>
-              <w:pStyle w:val="BodyText"/>
-              <w:spacing w:lineRule="auto" w:line="360" w:before="0" w:after="0"/>
-              <w:ind w:firstLine="709" w:start="143" w:end="293"/>
-              <w:jc w:val="both"/>
+              <w:pStyle w:val="Normal"/>
+              <w:spacing w:lineRule="auto" w:line="360"/>
               <w:rPr>
                 <w:color w:themeColor="dark1" w:val="000000"/>
               </w:rPr>
@@ -1551,7 +1543,90 @@
               <w:rPr>
                 <w:color w:themeColor="dark1" w:val="000000"/>
               </w:rPr>
-              <w:t>Ответственный за чтение поля судоку из файла/пользователя, генерацию изображения поля судоку для отображения в интерфейсе, а также за заполнение поля судоку перед запуском генетического алгоритма: О. Саялел</w:t>
+            </w:r>
+          </w:p>
+          <w:p>
+            <w:pPr>
+              <w:pStyle w:val="Normal"/>
+              <w:spacing w:lineRule="auto" w:line="360"/>
+              <w:rPr>
+                <w:color w:themeColor="dark1" w:val="000000"/>
+              </w:rPr>
+            </w:pPr>
+            <w:r>
+              <w:rPr>
+                <w:color w:themeColor="dark1" w:val="000000"/>
+              </w:rPr>
+            </w:r>
+          </w:p>
+          <w:p>
+            <w:pPr>
+              <w:pStyle w:val="Normal"/>
+              <w:spacing w:lineRule="auto" w:line="360"/>
+              <w:rPr>
+                <w:color w:themeColor="dark1" w:val="000000"/>
+              </w:rPr>
+            </w:pPr>
+            <w:r>
+              <w:rPr>
+                <w:color w:themeColor="dark1" w:val="000000"/>
+              </w:rPr>
+            </w:r>
+          </w:p>
+          <w:p>
+            <w:pPr>
+              <w:pStyle w:val="Normal"/>
+              <w:spacing w:lineRule="auto" w:line="360"/>
+              <w:rPr>
+                <w:color w:themeColor="dark1" w:val="000000"/>
+              </w:rPr>
+            </w:pPr>
+            <w:r>
+              <w:rPr>
+                <w:color w:themeColor="dark1" w:val="000000"/>
+              </w:rPr>
+            </w:r>
+          </w:p>
+          <w:p>
+            <w:pPr>
+              <w:pStyle w:val="Normal"/>
+              <w:spacing w:lineRule="auto" w:line="360"/>
+              <w:rPr>
+                <w:color w:themeColor="dark1" w:val="000000"/>
+              </w:rPr>
+            </w:pPr>
+            <w:r>
+              <w:rPr>
+                <w:color w:themeColor="dark1" w:val="000000"/>
+              </w:rPr>
+            </w:r>
+          </w:p>
+          <w:p>
+            <w:pPr>
+              <w:pStyle w:val="Normal"/>
+              <w:spacing w:lineRule="auto" w:line="360"/>
+              <w:rPr>
+                <w:color w:themeColor="dark1" w:val="000000"/>
+              </w:rPr>
+            </w:pPr>
+            <w:r>
+              <w:rPr>
+                <w:color w:themeColor="dark1" w:val="000000"/>
+              </w:rPr>
+            </w:r>
+          </w:p>
+          <w:p>
+            <w:pPr>
+              <w:pStyle w:val="Normal"/>
+              <w:spacing w:lineRule="auto" w:line="360"/>
+              <w:rPr>
+                <w:color w:themeColor="dark1" w:val="000000"/>
+              </w:rPr>
+            </w:pPr>
+            <w:r>
+              <w:rPr>
+                <w:color w:themeColor="dark1" w:val="000000"/>
+              </w:rPr>
             </w:r>
           </w:p>
           <w:p>
@@ -1663,7 +1738,7 @@
         </w:trPr>
         <w:tc>
           <w:tcPr>
-            <w:tcW w:w="4044" w:type="dxa"/>
+            <w:tcW w:w="4043" w:type="dxa"/>
             <w:tcBorders/>
             <w:vAlign w:val="bottom"/>
           </w:tcPr>
@@ -1686,7 +1761,7 @@
         </w:tc>
         <w:tc>
           <w:tcPr>
-            <w:tcW w:w="2312" w:type="dxa"/>
+            <w:tcW w:w="2313" w:type="dxa"/>
             <w:tcBorders>
               <w:bottom w:val="single" w:sz="4" w:space="0" w:color="000000"/>
             </w:tcBorders>
@@ -1740,7 +1815,7 @@
         </w:trPr>
         <w:tc>
           <w:tcPr>
-            <w:tcW w:w="4044" w:type="dxa"/>
+            <w:tcW w:w="4043" w:type="dxa"/>
             <w:tcBorders/>
             <w:vAlign w:val="bottom"/>
           </w:tcPr>
@@ -1763,7 +1838,7 @@
         </w:tc>
         <w:tc>
           <w:tcPr>
-            <w:tcW w:w="2312" w:type="dxa"/>
+            <w:tcW w:w="2313" w:type="dxa"/>
             <w:tcBorders>
               <w:bottom w:val="single" w:sz="4" w:space="0" w:color="000000"/>
             </w:tcBorders>
@@ -1818,7 +1893,7 @@
         </w:trPr>
         <w:tc>
           <w:tcPr>
-            <w:tcW w:w="4044" w:type="dxa"/>
+            <w:tcW w:w="4043" w:type="dxa"/>
             <w:tcBorders/>
             <w:vAlign w:val="bottom"/>
           </w:tcPr>
@@ -1841,7 +1916,7 @@
         </w:tc>
         <w:tc>
           <w:tcPr>
-            <w:tcW w:w="2312" w:type="dxa"/>
+            <w:tcW w:w="2313" w:type="dxa"/>
             <w:tcBorders>
               <w:bottom w:val="single" w:sz="4" w:space="0" w:color="000000"/>
             </w:tcBorders>
@@ -1896,7 +1971,7 @@
         </w:trPr>
         <w:tc>
           <w:tcPr>
-            <w:tcW w:w="4044" w:type="dxa"/>
+            <w:tcW w:w="4043" w:type="dxa"/>
             <w:tcBorders/>
             <w:vAlign w:val="bottom"/>
           </w:tcPr>
@@ -1917,7 +1992,7 @@
         </w:tc>
         <w:tc>
           <w:tcPr>
-            <w:tcW w:w="2312" w:type="dxa"/>
+            <w:tcW w:w="2313" w:type="dxa"/>
             <w:tcBorders>
               <w:top w:val="single" w:sz="4" w:space="0" w:color="000000"/>
               <w:bottom w:val="single" w:sz="4" w:space="0" w:color="000000"/>
@@ -1965,6 +2040,27 @@
         </w:tc>
       </w:tr>
     </w:tbl>
+    <w:p>
+      <w:pPr>
+        <w:pStyle w:val="BodyText"/>
+        <w:spacing w:before="0" w:after="0"/>
+        <w:ind w:hanging="0"/>
+        <w:jc w:val="center"/>
+        <w:rPr>
+          <w:b/>
+          <w:bCs/>
+        </w:rPr>
+      </w:pPr>
+      <w:r>
+        <w:rPr>
+          <w:b/>
+          <w:bCs/>
+        </w:rPr>
+      </w:r>
+      <w:r>
+        <w:br w:type="page"/>
+      </w:r>
+    </w:p>
     <w:p>
       <w:pPr>
         <w:pStyle w:val="BodyText"/>
@@ -2514,11 +2610,53 @@
     <w:p>
       <w:pPr>
         <w:pStyle w:val="BodyText"/>
+        <w:numPr>
+          <w:ilvl w:val="0"/>
+          <w:numId w:val="5"/>
+        </w:numPr>
         <w:rPr/>
       </w:pPr>
       <w:r>
         <w:rPr/>
-        <w:t>Необходимо реализовать генетический алгоритм поиска решения задачи Судоку. Работа алгоритма должна быть представлена в специально разработанном GUI, с помощью которого пользователь может задавать необходимые параметры запуска и свободно отслеживать каждый этап работы алгоритма.</w:t>
+        <w:t xml:space="preserve">Необходимо реализовать генетический алгоритм поиска решения задачи Судоку. — </w:t>
+      </w:r>
+      <w:r>
+        <w:rPr/>
+        <w:t>Ответственный: В.М. Чулков</w:t>
+      </w:r>
+    </w:p>
+    <w:p>
+      <w:pPr>
+        <w:pStyle w:val="BodyText"/>
+        <w:numPr>
+          <w:ilvl w:val="0"/>
+          <w:numId w:val="5"/>
+        </w:numPr>
+        <w:rPr/>
+      </w:pPr>
+      <w:r>
+        <w:rPr/>
+        <w:t xml:space="preserve">Работа алгоритма должна быть представлена в специально разработанном GUI, с помощью которого пользователь может задавать необходимые параметры запуска и свободно отслеживать каждый этап работы алгоритма. </w:t>
+      </w:r>
+      <w:r>
+        <w:rPr/>
+        <w:t>— Ответственный: А.С. Васильев</w:t>
+        <w:tab/>
+        <w:tab/>
+      </w:r>
+    </w:p>
+    <w:p>
+      <w:pPr>
+        <w:pStyle w:val="BodyText"/>
+        <w:numPr>
+          <w:ilvl w:val="0"/>
+          <w:numId w:val="5"/>
+        </w:numPr>
+        <w:rPr/>
+      </w:pPr>
+      <w:r>
+        <w:rPr/>
+        <w:t>Реализовать форматированный ввод и вывод матрицы судоку для удобной обработки графическим интерфейсом. Для заданных матриц разработать алгоритм заполнения пустых клеток случайными числами для работы генетического алгоритма. — Ответственный: О. Саялел</w:t>
       </w:r>
     </w:p>
     <w:p>
@@ -3531,23 +3669,7 @@
       </w:pPr>
       <w:r>
         <w:rPr/>
-        <w:t>Для выполнения задач учебной практики были использованы разные технологи предоставляемые языком программирования Python [</w:t>
-      </w:r>
-      <w:r>
-        <w:rPr/>
-        <w:t>1</w:t>
-      </w:r>
-      <w:r>
-        <w:rPr/>
-        <w:t>-</w:t>
-      </w:r>
-      <w:r>
-        <w:rPr/>
-        <w:t>2</w:t>
-      </w:r>
-      <w:r>
-        <w:rPr/>
-        <w:t>].</w:t>
+        <w:t>Для выполнения задач учебной практики были использованы разные технологи предоставляемые языком программирования Python [1-2].</w:t>
       </w:r>
     </w:p>
     <w:p>
@@ -3557,15 +3679,7 @@
       </w:pPr>
       <w:r>
         <w:rPr/>
-        <w:t>Графический интерфейс реализован при помощи библиотек streamlit и plotly [</w:t>
-      </w:r>
-      <w:r>
-        <w:rPr/>
-        <w:t>3</w:t>
-      </w:r>
-      <w:r>
-        <w:rPr/>
-        <w:t>].</w:t>
+        <w:t>Графический интерфейс реализован при помощи библиотек streamlit и plotly [3].</w:t>
       </w:r>
     </w:p>
     <w:p>
@@ -3575,15 +3689,7 @@
       </w:pPr>
       <w:r>
         <w:rPr/>
-        <w:t>Генерация случайной матрицы осуществляется при помощи библиотеки dokusan [</w:t>
-      </w:r>
-      <w:r>
-        <w:rPr/>
-        <w:t>4</w:t>
-      </w:r>
-      <w:r>
-        <w:rPr/>
-        <w:t>]. Перевод матрицы судоку из генератора объекта библиотеки dokusan в удобный для обработки вид осуществляется через библиотеку numpy.</w:t>
+        <w:t>Генерация случайной матрицы осуществляется при помощи библиотеки dokusan [4]. Перевод матрицы судоку из генератора объекта библиотеки dokusan в удобный для обработки вид осуществляется через библиотеку numpy.</w:t>
       </w:r>
     </w:p>
     <w:p>
@@ -3628,7 +3734,15 @@
       </w:pPr>
       <w:r>
         <w:rPr/>
-        <w:t>По результатам работы учебная практика оценена на &lt;ваша_оценка&gt;.</w:t>
+        <w:t xml:space="preserve">По результатам работы учебная практика оценена на </w:t>
+      </w:r>
+      <w:r>
+        <w:rPr/>
+        <w:t>Отлично</w:t>
+      </w:r>
+      <w:r>
+        <w:rPr/>
+        <w:t>.</w:t>
       </w:r>
     </w:p>
     <w:p>
@@ -4132,7 +4246,7 @@
   <w:comment w:id="0" w:author="каф. МОЭВМ" w:date="2025-10-25T12:20:00Z" w:initials="кМ">
     <w:p>
       <w:pPr>
-        <w:overflowPunct w:val="false"/>
+        <w:overflowPunct w:val="true"/>
         <w:spacing w:lineRule="auto" w:line="240" w:before="0" w:after="0"/>
         <w:ind w:start="0" w:end="0" w:hanging="0"/>
         <w:jc w:val="start"/>
@@ -4153,7 +4267,7 @@
     </w:p>
     <w:p>
       <w:pPr>
-        <w:overflowPunct w:val="false"/>
+        <w:overflowPunct w:val="true"/>
         <w:spacing w:lineRule="auto" w:line="240" w:before="0" w:after="0"/>
         <w:ind w:start="0" w:end="0" w:hanging="0"/>
         <w:jc w:val="start"/>
@@ -4238,7 +4352,7 @@
       <w:rPr>
         <w:rStyle w:val="PageNumber"/>
       </w:rPr>
-      <w:t>12</w:t>
+      <w:t>15</w:t>
     </w:r>
     <w:r>
       <w:rPr>
@@ -4829,6 +4943,125 @@
   <w:abstractNum w:abstractNumId="5">
     <w:lvl w:ilvl="0">
       <w:start w:val="1"/>
+      <w:numFmt w:val="decimal"/>
+      <w:lvlText w:val="%1."/>
+      <w:lvlJc w:val="start"/>
+      <w:pPr>
+        <w:tabs>
+          <w:tab w:val="num" w:pos="720"/>
+        </w:tabs>
+        <w:ind w:start="720" w:hanging="360"/>
+      </w:pPr>
+      <w:rPr/>
+    </w:lvl>
+    <w:lvl w:ilvl="1">
+      <w:start w:val="1"/>
+      <w:numFmt w:val="decimal"/>
+      <w:lvlText w:val="%2."/>
+      <w:lvlJc w:val="start"/>
+      <w:pPr>
+        <w:tabs>
+          <w:tab w:val="num" w:pos="1080"/>
+        </w:tabs>
+        <w:ind w:start="1080" w:hanging="360"/>
+      </w:pPr>
+      <w:rPr/>
+    </w:lvl>
+    <w:lvl w:ilvl="2">
+      <w:start w:val="1"/>
+      <w:numFmt w:val="decimal"/>
+      <w:lvlText w:val="%3."/>
+      <w:lvlJc w:val="start"/>
+      <w:pPr>
+        <w:tabs>
+          <w:tab w:val="num" w:pos="1440"/>
+        </w:tabs>
+        <w:ind w:start="1440" w:hanging="360"/>
+      </w:pPr>
+      <w:rPr/>
+    </w:lvl>
+    <w:lvl w:ilvl="3">
+      <w:start w:val="1"/>
+      <w:numFmt w:val="decimal"/>
+      <w:lvlText w:val="%4."/>
+      <w:lvlJc w:val="start"/>
+      <w:pPr>
+        <w:tabs>
+          <w:tab w:val="num" w:pos="1800"/>
+        </w:tabs>
+        <w:ind w:start="1800" w:hanging="360"/>
+      </w:pPr>
+      <w:rPr/>
+    </w:lvl>
+    <w:lvl w:ilvl="4">
+      <w:start w:val="1"/>
+      <w:numFmt w:val="decimal"/>
+      <w:lvlText w:val="%5."/>
+      <w:lvlJc w:val="start"/>
+      <w:pPr>
+        <w:tabs>
+          <w:tab w:val="num" w:pos="2160"/>
+        </w:tabs>
+        <w:ind w:start="2160" w:hanging="360"/>
+      </w:pPr>
+      <w:rPr/>
+    </w:lvl>
+    <w:lvl w:ilvl="5">
+      <w:start w:val="1"/>
+      <w:numFmt w:val="decimal"/>
+      <w:lvlText w:val="%6."/>
+      <w:lvlJc w:val="start"/>
+      <w:pPr>
+        <w:tabs>
+          <w:tab w:val="num" w:pos="2520"/>
+        </w:tabs>
+        <w:ind w:start="2520" w:hanging="360"/>
+      </w:pPr>
+      <w:rPr/>
+    </w:lvl>
+    <w:lvl w:ilvl="6">
+      <w:start w:val="1"/>
+      <w:numFmt w:val="decimal"/>
+      <w:lvlText w:val="%7."/>
+      <w:lvlJc w:val="start"/>
+      <w:pPr>
+        <w:tabs>
+          <w:tab w:val="num" w:pos="2880"/>
+        </w:tabs>
+        <w:ind w:start="2880" w:hanging="360"/>
+      </w:pPr>
+      <w:rPr/>
+    </w:lvl>
+    <w:lvl w:ilvl="7">
+      <w:start w:val="1"/>
+      <w:numFmt w:val="decimal"/>
+      <w:lvlText w:val="%8."/>
+      <w:lvlJc w:val="start"/>
+      <w:pPr>
+        <w:tabs>
+          <w:tab w:val="num" w:pos="3240"/>
+        </w:tabs>
+        <w:ind w:start="3240" w:hanging="360"/>
+      </w:pPr>
+      <w:rPr/>
+    </w:lvl>
+    <w:lvl w:ilvl="8">
+      <w:start w:val="1"/>
+      <w:numFmt w:val="decimal"/>
+      <w:lvlText w:val="%9."/>
+      <w:lvlJc w:val="start"/>
+      <w:pPr>
+        <w:tabs>
+          <w:tab w:val="num" w:pos="3600"/>
+        </w:tabs>
+        <w:ind w:start="3600" w:hanging="360"/>
+      </w:pPr>
+      <w:rPr/>
+    </w:lvl>
+  </w:abstractNum>
+  <w:abstractNum w:abstractNumId="6">
+    <w:lvl w:ilvl="0">
+      <w:start w:val="1"/>
       <w:numFmt w:val="none"/>
       <w:suff w:val="nothing"/>
       <w:lvlText w:val=""/>
@@ -4959,6 +5192,9 @@
   </w:num>
   <w:num w:numId="5">
     <w:abstractNumId w:val="5"/>
+  </w:num>
+  <w:num w:numId="6">
+    <w:abstractNumId w:val="6"/>
   </w:num>
 </w:numbering>
 </file>
@@ -5500,16 +5736,16 @@
       <w:iCs/>
     </w:rPr>
   </w:style>
-  <w:style w:type="character" w:styleId="EndnoteCharactersuser">
-    <w:name w:val="Endnote Characters (user)"/>
+  <w:style w:type="character" w:styleId="EndnoteCharacters">
+    <w:name w:val="Endnote Characters"/>
     <w:uiPriority w:val="0"/>
     <w:qFormat/>
     <w:rPr>
       <w:vertAlign w:val="superscript"/>
     </w:rPr>
   </w:style>
-  <w:style w:type="character" w:styleId="EndnoteCharacters" w:customStyle="1">
-    <w:name w:val="Endnote Characters"/>
+  <w:style w:type="character" w:styleId="EndnoteCharactersuser" w:customStyle="1">
+    <w:name w:val="Endnote Characters (user)"/>
     <w:basedOn w:val="DefaultParagraphFont"/>
     <w:uiPriority w:val="99"/>
     <w:semiHidden/>
@@ -5536,16 +5772,16 @@
       <w:u w:val="single"/>
     </w:rPr>
   </w:style>
-  <w:style w:type="character" w:styleId="FootnoteCharactersuser">
-    <w:name w:val="Footnote Characters (user)"/>
+  <w:style w:type="character" w:styleId="FootnoteCharacters">
+    <w:name w:val="Footnote Characters"/>
     <w:uiPriority w:val="0"/>
     <w:qFormat/>
     <w:rPr>
       <w:vertAlign w:val="superscript"/>
     </w:rPr>
   </w:style>
-  <w:style w:type="character" w:styleId="FootnoteCharacters" w:customStyle="1">
-    <w:name w:val="Footnote Characters"/>
+  <w:style w:type="character" w:styleId="FootnoteCharactersuser" w:customStyle="1">
+    <w:name w:val="Footnote Characters (user)"/>
     <w:basedOn w:val="DefaultParagraphFont"/>
     <w:uiPriority w:val="99"/>
     <w:semiHidden/>
@@ -5982,6 +6218,18 @@
     <w:uiPriority w:val="0"/>
     <w:qFormat/>
     <w:rPr/>
+  </w:style>
+  <w:style w:type="character" w:styleId="NumberingSymbols">
+    <w:name w:val="Numbering Symbols"/>
+    <w:qFormat/>
+    <w:rPr/>
+  </w:style>
+  <w:style w:type="character" w:styleId="Bullets">
+    <w:name w:val="Bullets"/>
+    <w:qFormat/>
+    <w:rPr>
+      <w:rFonts w:ascii="OpenSymbol" w:hAnsi="OpenSymbol" w:eastAsia="OpenSymbol" w:cs="OpenSymbol"/>
+    </w:rPr>
   </w:style>
   <w:style w:type="paragraph" w:styleId="Heading" w:customStyle="1">
     <w:name w:val="Heading"/>

--- a/УЧПРАКТИКА_4343_ВАСИЛЬЕВ_АС_ЧУЛКОВ_ВМ_ОВЕСИ_С.docx
+++ b/УЧПРАКТИКА_4343_ВАСИЛЬЕВ_АС_ЧУЛКОВ_ВМ_ОВЕСИ_С.docx
@@ -595,8 +595,8 @@
       <w:tblGrid>
         <w:gridCol w:w="2297"/>
         <w:gridCol w:w="1783"/>
-        <w:gridCol w:w="2467"/>
-        <w:gridCol w:w="258"/>
+        <w:gridCol w:w="2466"/>
+        <w:gridCol w:w="259"/>
         <w:gridCol w:w="2549"/>
       </w:tblGrid>
       <w:tr>
@@ -655,7 +655,7 @@
         </w:tc>
         <w:tc>
           <w:tcPr>
-            <w:tcW w:w="2467" w:type="dxa"/>
+            <w:tcW w:w="2466" w:type="dxa"/>
             <w:tcBorders>
               <w:bottom w:val="single" w:sz="4" w:space="0" w:color="000000"/>
             </w:tcBorders>
@@ -679,7 +679,7 @@
         </w:tc>
         <w:tc>
           <w:tcPr>
-            <w:tcW w:w="258" w:type="dxa"/>
+            <w:tcW w:w="259" w:type="dxa"/>
             <w:tcBorders/>
           </w:tcPr>
           <w:p>
@@ -778,7 +778,7 @@
         </w:tc>
         <w:tc>
           <w:tcPr>
-            <w:tcW w:w="2467" w:type="dxa"/>
+            <w:tcW w:w="2466" w:type="dxa"/>
             <w:tcBorders>
               <w:top w:val="single" w:sz="4" w:space="0" w:color="000000"/>
             </w:tcBorders>
@@ -802,7 +802,7 @@
         </w:tc>
         <w:tc>
           <w:tcPr>
-            <w:tcW w:w="258" w:type="dxa"/>
+            <w:tcW w:w="259" w:type="dxa"/>
             <w:tcBorders/>
           </w:tcPr>
           <w:p>
@@ -909,7 +909,7 @@
         </w:tc>
         <w:tc>
           <w:tcPr>
-            <w:tcW w:w="2467" w:type="dxa"/>
+            <w:tcW w:w="2466" w:type="dxa"/>
             <w:tcBorders>
               <w:top w:val="single" w:sz="4" w:space="0" w:color="000000"/>
             </w:tcBorders>
@@ -933,7 +933,7 @@
         </w:tc>
         <w:tc>
           <w:tcPr>
-            <w:tcW w:w="258" w:type="dxa"/>
+            <w:tcW w:w="259" w:type="dxa"/>
             <w:tcBorders/>
           </w:tcPr>
           <w:p>
@@ -1033,7 +1033,7 @@
         </w:tc>
         <w:tc>
           <w:tcPr>
-            <w:tcW w:w="2467" w:type="dxa"/>
+            <w:tcW w:w="2466" w:type="dxa"/>
             <w:tcBorders>
               <w:top w:val="single" w:sz="4" w:space="0" w:color="000000"/>
             </w:tcBorders>
@@ -1057,7 +1057,7 @@
         </w:tc>
         <w:tc>
           <w:tcPr>
-            <w:tcW w:w="258" w:type="dxa"/>
+            <w:tcW w:w="259" w:type="dxa"/>
             <w:tcBorders/>
           </w:tcPr>
           <w:p>
@@ -1148,7 +1148,7 @@
         </w:tc>
         <w:tc>
           <w:tcPr>
-            <w:tcW w:w="2467" w:type="dxa"/>
+            <w:tcW w:w="2466" w:type="dxa"/>
             <w:tcBorders>
               <w:bottom w:val="single" w:sz="4" w:space="0" w:color="000000"/>
             </w:tcBorders>
@@ -1172,7 +1172,7 @@
         </w:tc>
         <w:tc>
           <w:tcPr>
-            <w:tcW w:w="258" w:type="dxa"/>
+            <w:tcW w:w="259" w:type="dxa"/>
             <w:tcBorders/>
           </w:tcPr>
           <w:p>
@@ -1336,8 +1336,8 @@
         </w:tblCellMar>
       </w:tblPr>
       <w:tblGrid>
-        <w:gridCol w:w="4043"/>
-        <w:gridCol w:w="2313"/>
+        <w:gridCol w:w="4042"/>
+        <w:gridCol w:w="2314"/>
         <w:gridCol w:w="2998"/>
       </w:tblGrid>
       <w:tr>
@@ -1514,7 +1514,9 @@
               </w:rPr>
             </w:pPr>
             <w:r>
-              <w:rPr/>
+              <w:rPr>
+                <w:color w:themeColor="dark1" w:val="000000"/>
+              </w:rPr>
             </w:r>
           </w:p>
           <w:p>
@@ -1738,7 +1740,7 @@
         </w:trPr>
         <w:tc>
           <w:tcPr>
-            <w:tcW w:w="4043" w:type="dxa"/>
+            <w:tcW w:w="4042" w:type="dxa"/>
             <w:tcBorders/>
             <w:vAlign w:val="bottom"/>
           </w:tcPr>
@@ -1761,7 +1763,7 @@
         </w:tc>
         <w:tc>
           <w:tcPr>
-            <w:tcW w:w="2313" w:type="dxa"/>
+            <w:tcW w:w="2314" w:type="dxa"/>
             <w:tcBorders>
               <w:bottom w:val="single" w:sz="4" w:space="0" w:color="000000"/>
             </w:tcBorders>
@@ -1815,7 +1817,7 @@
         </w:trPr>
         <w:tc>
           <w:tcPr>
-            <w:tcW w:w="4043" w:type="dxa"/>
+            <w:tcW w:w="4042" w:type="dxa"/>
             <w:tcBorders/>
             <w:vAlign w:val="bottom"/>
           </w:tcPr>
@@ -1838,7 +1840,7 @@
         </w:tc>
         <w:tc>
           <w:tcPr>
-            <w:tcW w:w="2313" w:type="dxa"/>
+            <w:tcW w:w="2314" w:type="dxa"/>
             <w:tcBorders>
               <w:bottom w:val="single" w:sz="4" w:space="0" w:color="000000"/>
             </w:tcBorders>
@@ -1893,7 +1895,7 @@
         </w:trPr>
         <w:tc>
           <w:tcPr>
-            <w:tcW w:w="4043" w:type="dxa"/>
+            <w:tcW w:w="4042" w:type="dxa"/>
             <w:tcBorders/>
             <w:vAlign w:val="bottom"/>
           </w:tcPr>
@@ -1916,7 +1918,7 @@
         </w:tc>
         <w:tc>
           <w:tcPr>
-            <w:tcW w:w="2313" w:type="dxa"/>
+            <w:tcW w:w="2314" w:type="dxa"/>
             <w:tcBorders>
               <w:bottom w:val="single" w:sz="4" w:space="0" w:color="000000"/>
             </w:tcBorders>
@@ -1971,7 +1973,7 @@
         </w:trPr>
         <w:tc>
           <w:tcPr>
-            <w:tcW w:w="4043" w:type="dxa"/>
+            <w:tcW w:w="4042" w:type="dxa"/>
             <w:tcBorders/>
             <w:vAlign w:val="bottom"/>
           </w:tcPr>
@@ -1992,7 +1994,7 @@
         </w:tc>
         <w:tc>
           <w:tcPr>
-            <w:tcW w:w="2313" w:type="dxa"/>
+            <w:tcW w:w="2314" w:type="dxa"/>
             <w:tcBorders>
               <w:top w:val="single" w:sz="4" w:space="0" w:color="000000"/>
               <w:bottom w:val="single" w:sz="4" w:space="0" w:color="000000"/>
@@ -2618,11 +2620,7 @@
       </w:pPr>
       <w:r>
         <w:rPr/>
-        <w:t xml:space="preserve">Необходимо реализовать генетический алгоритм поиска решения задачи Судоку. — </w:t>
-      </w:r>
-      <w:r>
-        <w:rPr/>
-        <w:t>Ответственный: В.М. Чулков</w:t>
+        <w:t>Необходимо реализовать генетический алгоритм поиска решения задачи Судоку. — Ответственный: В.М. Чулков</w:t>
       </w:r>
     </w:p>
     <w:p>
@@ -2636,11 +2634,7 @@
       </w:pPr>
       <w:r>
         <w:rPr/>
-        <w:t xml:space="preserve">Работа алгоритма должна быть представлена в специально разработанном GUI, с помощью которого пользователь может задавать необходимые параметры запуска и свободно отслеживать каждый этап работы алгоритма. </w:t>
-      </w:r>
-      <w:r>
-        <w:rPr/>
-        <w:t>— Ответственный: А.С. Васильев</w:t>
+        <w:t>Работа алгоритма должна быть представлена в специально разработанном GUI, с помощью которого пользователь может задавать необходимые параметры запуска и свободно отслеживать каждый этап работы алгоритма. — Ответственный: А.С. Васильев</w:t>
         <w:tab/>
         <w:tab/>
       </w:r>
@@ -3734,15 +3728,7 @@
       </w:pPr>
       <w:r>
         <w:rPr/>
-        <w:t xml:space="preserve">По результатам работы учебная практика оценена на </w:t>
-      </w:r>
-      <w:r>
-        <w:rPr/>
-        <w:t>Отлично</w:t>
-      </w:r>
-      <w:r>
-        <w:rPr/>
-        <w:t>.</w:t>
+        <w:t>По результатам работы учебная практика оценена на Отлично.</w:t>
       </w:r>
     </w:p>
     <w:p>
@@ -3826,6 +3812,20 @@
       <w:r>
         <w:rPr/>
         <w:t>Реализован графический интерфейс обеспечивающий полнофункциональную настройку параметров работы алгоритма для решения случайно сгенерированной или заданной пользователем задачи. Для отслеживания работы алгоритма реализован вывод метрики и графическое представление изменения состояния всех популяций для каждого поколения в общем и частном виде.</w:t>
+      </w:r>
+    </w:p>
+    <w:p>
+      <w:pPr>
+        <w:pStyle w:val="BodyText"/>
+        <w:rPr>
+          <w14:ligatures w14:val="none"/>
+        </w:rPr>
+      </w:pPr>
+      <w:r>
+        <w:rPr>
+          <w14:ligatures w14:val="none"/>
+        </w:rPr>
+        <w:t>В ходе работы было полноценно реализовано заполнение заданных матриц судоку с учетом тонкостей работы генетического алгоритма для оптимизации скорости и точности его выполнения. Также был написан удобный формат передачи данных обеспечивающий сообщение алгоритма и графического интерфейса.</w:t>
       </w:r>
     </w:p>
     <w:p>
@@ -4246,7 +4246,7 @@
   <w:comment w:id="0" w:author="каф. МОЭВМ" w:date="2025-10-25T12:20:00Z" w:initials="кМ">
     <w:p>
       <w:pPr>
-        <w:overflowPunct w:val="true"/>
+        <w:overflowPunct w:val="false"/>
         <w:spacing w:lineRule="auto" w:line="240" w:before="0" w:after="0"/>
         <w:ind w:start="0" w:end="0" w:hanging="0"/>
         <w:jc w:val="start"/>
@@ -4267,7 +4267,7 @@
     </w:p>
     <w:p>
       <w:pPr>
-        <w:overflowPunct w:val="true"/>
+        <w:overflowPunct w:val="false"/>
         <w:spacing w:lineRule="auto" w:line="240" w:before="0" w:after="0"/>
         <w:ind w:start="0" w:end="0" w:hanging="0"/>
         <w:jc w:val="start"/>
@@ -5736,17 +5736,16 @@
       <w:iCs/>
     </w:rPr>
   </w:style>
-  <w:style w:type="character" w:styleId="EndnoteCharacters">
-    <w:name w:val="Endnote Characters"/>
+  <w:style w:type="character" w:styleId="EndnoteCharactersuser">
+    <w:name w:val="Endnote Characters (user)"/>
     <w:uiPriority w:val="0"/>
     <w:qFormat/>
     <w:rPr>
       <w:vertAlign w:val="superscript"/>
     </w:rPr>
   </w:style>
-  <w:style w:type="character" w:styleId="EndnoteCharactersuser" w:customStyle="1">
-    <w:name w:val="Endnote Characters (user)"/>
-    <w:basedOn w:val="DefaultParagraphFont"/>
+  <w:style w:type="character" w:styleId="EndnoteCharacters" w:customStyle="1">
+    <w:name w:val="Endnote Characters"/>
     <w:uiPriority w:val="99"/>
     <w:semiHidden/>
     <w:unhideWhenUsed/>
@@ -5772,17 +5771,16 @@
       <w:u w:val="single"/>
     </w:rPr>
   </w:style>
-  <w:style w:type="character" w:styleId="FootnoteCharacters">
-    <w:name w:val="Footnote Characters"/>
+  <w:style w:type="character" w:styleId="FootnoteCharactersuser">
+    <w:name w:val="Footnote Characters (user)"/>
     <w:uiPriority w:val="0"/>
     <w:qFormat/>
     <w:rPr>
       <w:vertAlign w:val="superscript"/>
     </w:rPr>
   </w:style>
-  <w:style w:type="character" w:styleId="FootnoteCharactersuser" w:customStyle="1">
-    <w:name w:val="Footnote Characters (user)"/>
-    <w:basedOn w:val="DefaultParagraphFont"/>
+  <w:style w:type="character" w:styleId="FootnoteCharacters" w:customStyle="1">
+    <w:name w:val="Footnote Characters"/>
     <w:uiPriority w:val="99"/>
     <w:semiHidden/>
     <w:unhideWhenUsed/>
@@ -6224,8 +6222,8 @@
     <w:qFormat/>
     <w:rPr/>
   </w:style>
-  <w:style w:type="character" w:styleId="Bullets">
-    <w:name w:val="Bullets"/>
+  <w:style w:type="character" w:styleId="Bulletsuser">
+    <w:name w:val="Bullets (user)"/>
     <w:qFormat/>
     <w:rPr>
       <w:rFonts w:ascii="OpenSymbol" w:hAnsi="OpenSymbol" w:eastAsia="OpenSymbol" w:cs="OpenSymbol"/>
